--- a/course_development/active_inference_es/02_our_bodies/01_systems/output/study-guides/01_systems-practice_quiz.docx
+++ b/course_development/active_inference_es/02_our_bodies/01_systems/output/study-guides/01_systems-practice_quiz.docx
@@ -27,6 +27,11 @@
     </w:p>
     <w:p>
       <w:r>
+        <w:t>Answer: B! Great job! A system is when many parts team up to work as one, like the parts of your body!</w:t>
+      </w:r>
+    </w:p>
+    <w:p>
+      <w:r>
         <w:t>Which part is the "Pump"?</w:t>
         <w:br/>
         <w:t xml:space="preserve">    A) The Lungs</w:t>
@@ -36,6 +41,11 @@
         <w:t xml:space="preserve">    C) The Heart</w:t>
         <w:br/>
         <w:t xml:space="preserve">    D) The Feet</w:t>
+      </w:r>
+    </w:p>
+    <w:p>
+      <w:r>
+        <w:t>Answer: C! That's right! Your heart pumps blood all around your body, like a little pump that never stops.</w:t>
       </w:r>
     </w:p>
     <w:p>
@@ -53,6 +63,11 @@
     </w:p>
     <w:p>
       <w:r>
+        <w:t>Answer: A! Exactly! Your skin is like a wall that protects everything inside you from the outside world.</w:t>
+      </w:r>
+    </w:p>
+    <w:p>
+      <w:r>
         <w:t>Why do Lungs breathe faster when you run?</w:t>
         <w:br/>
         <w:t xml:space="preserve">    A) They are singing</w:t>
@@ -62,6 +77,11 @@
         <w:t xml:space="preserve">    C) To cool down your teeth</w:t>
         <w:br/>
         <w:t xml:space="preserve">    D) Because they are bored</w:t>
+      </w:r>
+    </w:p>
+    <w:p>
+      <w:r>
+        <w:t>Answer: B! Nice thinking! When you run, your muscles need more air, so your lungs work faster to keep up. Teamwork!</w:t>
       </w:r>
     </w:p>
     <w:p>
@@ -79,6 +99,11 @@
     </w:p>
     <w:p>
       <w:r>
+        <w:t>Answer: C! You got it! The brain is the captain that tells all the other parts what to do.</w:t>
+      </w:r>
+    </w:p>
+    <w:p>
+      <w:r>
         <w:t>Is a bicycle a system?</w:t>
         <w:br/>
         <w:t xml:space="preserve">    A) Yes, it has parts (wheels, chain) that work together</w:t>
@@ -92,6 +117,11 @@
     </w:p>
     <w:p>
       <w:r>
+        <w:t>Answer: A! That's right! A bicycle has wheels, pedals, and a chain that all work together. It does not need to be alive to be a system!</w:t>
+      </w:r>
+    </w:p>
+    <w:p>
+      <w:r>
         <w:t>What happens if one part of a system breaks (like a flat tire)?</w:t>
         <w:br/>
         <w:t xml:space="preserve">    A) The whole system has trouble working</w:t>
@@ -101,6 +131,65 @@
         <w:t xml:space="preserve">    C) It goes faster</w:t>
         <w:br/>
         <w:t xml:space="preserve">    D) It turns into a bird</w:t>
+      </w:r>
+    </w:p>
+    <w:p>
+      <w:r>
+        <w:t>Answer: A! Exactly! If one part breaks, the whole team has a problem. That is why every part matters.</w:t>
+      </w:r>
+    </w:p>
+    <w:p>
+      <w:r>
+        <w:t>What does the Stomach do for the Body Team?</w:t>
+        <w:br/>
+        <w:t xml:space="preserve">    A) It helps you see</w:t>
+        <w:br/>
+        <w:t xml:space="preserve">    B) It turns food into energy</w:t>
+        <w:br/>
+        <w:t xml:space="preserve">    C) It helps you hear music</w:t>
+        <w:br/>
+        <w:t xml:space="preserve">    D) It makes you taller</w:t>
+      </w:r>
+    </w:p>
+    <w:p>
+      <w:r>
+        <w:t>Answer: B! Good thinking! Your stomach is the mixer that turns yummy food into energy so you can run and play.</w:t>
+      </w:r>
+    </w:p>
+    <w:p>
+      <w:r>
+        <w:t>What happens when your Heart, Lungs, and Legs all work together while you run?</w:t>
+        <w:br/>
+        <w:t xml:space="preserve">    A) They fight with each other</w:t>
+        <w:br/>
+        <w:t xml:space="preserve">    B) They take turns sleeping</w:t>
+        <w:br/>
+        <w:t xml:space="preserve">    C) They team up so you can run fast and strong</w:t>
+        <w:br/>
+        <w:t xml:space="preserve">    D) They stop working</w:t>
+      </w:r>
+    </w:p>
+    <w:p>
+      <w:r>
+        <w:t>Answer: C! Awesome! Your legs move, your lungs breathe faster, and your heart pumps harder. That is a system working at full speed!</w:t>
+      </w:r>
+    </w:p>
+    <w:p>
+      <w:r>
+        <w:t>Your skin is called a "Markov Blanket." What does that mean in kid words?</w:t>
+        <w:br/>
+        <w:t xml:space="preserve">    A) It is a warm blanket for sleeping</w:t>
+        <w:br/>
+        <w:t xml:space="preserve">    B) It is the boundary that shows where "you" end and the "world" begins</w:t>
+        <w:br/>
+        <w:t xml:space="preserve">    C) It is a type of towel</w:t>
+        <w:br/>
+        <w:t xml:space="preserve">    D) It is a math problem</w:t>
+      </w:r>
+    </w:p>
+    <w:p>
+      <w:r>
+        <w:t>Answer: B! That's right! Your skin wraps around you and keeps your insides safe. It is the edge of the "you" system!</w:t>
       </w:r>
     </w:p>
     <w:p>
